--- a/campus-occupancy-monitoring/Instrucciones de ejecución.docx
+++ b/campus-occupancy-monitoring/Instrucciones de ejecución.docx
@@ -5,28 +5,33 @@
     <w:p>
       <w:pPr>
         <w:rPr>
-          <w:lang w:val="es-419"/>
-        </w:rPr>
-      </w:pPr>
-      <w:r>
-        <w:rPr>
           <w:b/>
           <w:sz w:val="24"/>
           <w:lang w:val="es-419"/>
         </w:rPr>
+      </w:pPr>
+      <w:r>
+        <w:rPr>
+          <w:b/>
+          <w:sz w:val="24"/>
+          <w:lang w:val="es-419"/>
+        </w:rPr>
         <w:t>Iniciar el aplicativo</w:t>
       </w:r>
-      <w:r>
-        <w:rPr>
-          <w:lang w:val="es-419"/>
-        </w:rPr>
-        <w:br/>
-      </w:r>
-      <w:r>
-        <w:rPr>
-          <w:lang w:val="es-419"/>
-        </w:rPr>
-        <w:t xml:space="preserve">Abrimos el proyecto en Visual Studio </w:t>
+    </w:p>
+    <w:p>
+      <w:pPr>
+        <w:rPr>
+          <w:b/>
+          <w:sz w:val="24"/>
+          <w:lang w:val="es-419"/>
+        </w:rPr>
+      </w:pPr>
+      <w:r>
+        <w:rPr>
+          <w:lang w:val="es-419"/>
+        </w:rPr>
+        <w:t xml:space="preserve">Abrimos Visual Studio </w:t>
       </w:r>
       <w:proofErr w:type="spellStart"/>
       <w:r>
@@ -36,6 +41,46 @@
         <w:t>Code</w:t>
       </w:r>
       <w:proofErr w:type="spellEnd"/>
+      <w:r>
+        <w:rPr>
+          <w:lang w:val="es-419"/>
+        </w:rPr>
+        <w:t xml:space="preserve">, le damos </w:t>
+      </w:r>
+      <w:proofErr w:type="spellStart"/>
+      <w:r>
+        <w:rPr>
+          <w:lang w:val="es-419"/>
+        </w:rPr>
+        <w:t>click</w:t>
+      </w:r>
+      <w:proofErr w:type="spellEnd"/>
+      <w:r>
+        <w:rPr>
+          <w:lang w:val="es-419"/>
+        </w:rPr>
+        <w:t xml:space="preserve"> en </w:t>
+      </w:r>
+      <w:r>
+        <w:rPr>
+          <w:b/>
+          <w:lang w:val="es-419"/>
+        </w:rPr>
+        <w:t>File</w:t>
+      </w:r>
+      <w:r>
+        <w:rPr>
+          <w:lang w:val="es-419"/>
+        </w:rPr>
+        <w:t xml:space="preserve"> y seleccionamos la Opción </w:t>
+      </w:r>
+      <w:r>
+        <w:rPr>
+          <w:b/>
+          <w:lang w:val="es-419"/>
+        </w:rPr>
+        <w:t>Open Folder</w:t>
+      </w:r>
     </w:p>
     <w:p>
       <w:pPr>
@@ -48,10 +93,10 @@
           <w:lang w:val="es-419"/>
         </w:rPr>
         <w:drawing>
-          <wp:inline distT="0" distB="0" distL="0" distR="0" wp14:anchorId="799DDF19" wp14:editId="3884C25C">
-            <wp:extent cx="5400040" cy="2953385"/>
+          <wp:inline distT="0" distB="0" distL="0" distR="0" wp14:anchorId="28DC3A5E" wp14:editId="753BF01B">
+            <wp:extent cx="5400040" cy="2961640"/>
             <wp:effectExtent l="0" t="0" r="0" b="0"/>
-            <wp:docPr id="3" name="Imagen 3"/>
+            <wp:docPr id="4" name="Imagen 4"/>
             <wp:cNvGraphicFramePr>
               <a:graphicFrameLocks xmlns:a="http://schemas.openxmlformats.org/drawingml/2006/main" noChangeAspect="1"/>
             </wp:cNvGraphicFramePr>
@@ -71,7 +116,7 @@
                   <pic:spPr>
                     <a:xfrm>
                       <a:off x="0" y="0"/>
-                      <a:ext cx="5400040" cy="2953385"/>
+                      <a:ext cx="5400040" cy="2961640"/>
                     </a:xfrm>
                     <a:prstGeom prst="rect">
                       <a:avLst/>
@@ -90,18 +135,11 @@
           <w:lang w:val="es-419"/>
         </w:rPr>
       </w:pPr>
-    </w:p>
-    <w:p>
-      <w:pPr>
-        <w:rPr>
-          <w:lang w:val="es-419"/>
-        </w:rPr>
-      </w:pPr>
-      <w:r>
-        <w:rPr>
-          <w:lang w:val="es-419"/>
-        </w:rPr>
-        <w:t>Abrimos un nuevo terminal</w:t>
+      <w:r>
+        <w:rPr>
+          <w:lang w:val="es-419"/>
+        </w:rPr>
+        <w:t>Buscamos el proyecto donde lo hayamos guardado</w:t>
       </w:r>
     </w:p>
     <w:p>
@@ -115,10 +153,10 @@
           <w:lang w:val="es-419"/>
         </w:rPr>
         <w:drawing>
-          <wp:inline distT="0" distB="0" distL="0" distR="0" wp14:anchorId="4B586F35" wp14:editId="1AAF34A6">
+          <wp:inline distT="0" distB="0" distL="0" distR="0" wp14:anchorId="3A7B8F27" wp14:editId="4FC4B73C">
             <wp:extent cx="5400040" cy="2958465"/>
             <wp:effectExtent l="0" t="0" r="0" b="0"/>
-            <wp:docPr id="1" name="Imagen 1"/>
+            <wp:docPr id="10" name="Imagen 10"/>
             <wp:cNvGraphicFramePr>
               <a:graphicFrameLocks xmlns:a="http://schemas.openxmlformats.org/drawingml/2006/main" noChangeAspect="1"/>
             </wp:cNvGraphicFramePr>
@@ -157,65 +195,36 @@
           <w:lang w:val="es-419"/>
         </w:rPr>
       </w:pPr>
-    </w:p>
-    <w:p>
-      <w:pPr>
-        <w:rPr>
-          <w:rFonts w:ascii="Helvetica" w:hAnsi="Helvetica" w:cs="Helvetica"/>
-        </w:rPr>
-      </w:pPr>
-      <w:r>
-        <w:rPr>
-          <w:lang w:val="es-419"/>
-        </w:rPr>
-        <w:t xml:space="preserve">Escribimos este comando en la terminal </w:t>
-      </w:r>
-      <w:r>
-        <w:rPr>
-          <w:rFonts w:ascii="Helvetica" w:hAnsi="Helvetica" w:cs="Helvetica"/>
-          <w:b/>
-        </w:rPr>
-        <w:t xml:space="preserve">cd </w:t>
-      </w:r>
-      <w:proofErr w:type="spellStart"/>
-      <w:r>
-        <w:rPr>
-          <w:rFonts w:ascii="Helvetica" w:hAnsi="Helvetica" w:cs="Helvetica"/>
-          <w:b/>
-        </w:rPr>
-        <w:t>backend</w:t>
-      </w:r>
-      <w:proofErr w:type="spellEnd"/>
-      <w:r>
-        <w:rPr>
-          <w:rFonts w:ascii="Helvetica" w:hAnsi="Helvetica" w:cs="Helvetica"/>
-          <w:b/>
-        </w:rPr>
-        <w:t xml:space="preserve"> </w:t>
-      </w:r>
-      <w:r>
-        <w:rPr>
-          <w:rFonts w:ascii="Helvetica" w:hAnsi="Helvetica" w:cs="Helvetica"/>
-        </w:rPr>
-        <w:t xml:space="preserve">y presionamos </w:t>
-      </w:r>
-      <w:proofErr w:type="spellStart"/>
-      <w:r>
-        <w:rPr>
-          <w:rFonts w:ascii="Helvetica" w:hAnsi="Helvetica" w:cs="Helvetica"/>
-        </w:rPr>
-        <w:t>Enter</w:t>
-      </w:r>
-      <w:proofErr w:type="spellEnd"/>
-    </w:p>
-    <w:p>
-      <w:r>
+      <w:r>
+        <w:rPr>
+          <w:lang w:val="es-419"/>
+        </w:rPr>
+        <w:t xml:space="preserve">Entramos en la carpeta </w:t>
+      </w:r>
+      <w:r>
+        <w:rPr>
+          <w:b/>
+          <w:lang w:val="es-419"/>
+        </w:rPr>
+        <w:t>PDI</w:t>
+      </w:r>
+    </w:p>
+    <w:p>
+      <w:pPr>
+        <w:rPr>
+          <w:lang w:val="es-419"/>
+        </w:rPr>
+      </w:pPr>
+      <w:r>
+        <w:rPr>
+          <w:lang w:val="es-419"/>
+        </w:rPr>
         <w:lastRenderedPageBreak/>
         <w:drawing>
-          <wp:inline distT="0" distB="0" distL="0" distR="0" wp14:anchorId="7B2322A9" wp14:editId="155B3131">
+          <wp:inline distT="0" distB="0" distL="0" distR="0" wp14:anchorId="60F75A96" wp14:editId="0FB0B1AD">
             <wp:extent cx="5400040" cy="2961640"/>
             <wp:effectExtent l="0" t="0" r="0" b="0"/>
-            <wp:docPr id="5" name="Imagen 5"/>
+            <wp:docPr id="19" name="Imagen 19"/>
             <wp:cNvGraphicFramePr>
               <a:graphicFrameLocks xmlns:a="http://schemas.openxmlformats.org/drawingml/2006/main" noChangeAspect="1"/>
             </wp:cNvGraphicFramePr>
@@ -248,55 +257,94 @@
         </w:drawing>
       </w:r>
     </w:p>
-    <w:p/>
-    <w:p>
-      <w:r>
-        <w:t xml:space="preserve">Ahora escribimos este comando en el terminal </w:t>
+    <w:p>
+      <w:pPr>
+        <w:rPr>
+          <w:lang w:val="es-419"/>
+        </w:rPr>
+      </w:pPr>
+      <w:r>
+        <w:rPr>
+          <w:lang w:val="es-419"/>
+        </w:rPr>
+        <w:t xml:space="preserve">Entramos en la carpeta </w:t>
+      </w:r>
+      <w:r>
+        <w:rPr>
+          <w:b/>
+          <w:lang w:val="es-419"/>
+        </w:rPr>
+        <w:t>campus-</w:t>
       </w:r>
       <w:proofErr w:type="spellStart"/>
       <w:r>
         <w:rPr>
           <w:b/>
-        </w:rPr>
-        <w:t>pip</w:t>
+          <w:lang w:val="es-419"/>
+        </w:rPr>
+        <w:t>occupancy</w:t>
       </w:r>
       <w:proofErr w:type="spellEnd"/>
       <w:r>
         <w:rPr>
           <w:b/>
-        </w:rPr>
-        <w:t xml:space="preserve"> </w:t>
+          <w:lang w:val="es-419"/>
+        </w:rPr>
+        <w:t>-</w:t>
       </w:r>
       <w:proofErr w:type="spellStart"/>
       <w:r>
         <w:rPr>
           <w:b/>
-        </w:rPr>
-        <w:t>install</w:t>
+          <w:lang w:val="es-419"/>
+        </w:rPr>
+        <w:t>monitor</w:t>
+      </w:r>
+      <w:r>
+        <w:rPr>
+          <w:lang w:val="es-419"/>
+        </w:rPr>
+        <w:t>ing</w:t>
       </w:r>
       <w:proofErr w:type="spellEnd"/>
       <w:r>
         <w:rPr>
-          <w:b/>
-        </w:rPr>
-        <w:t xml:space="preserve"> -r requirements.txt</w:t>
-      </w:r>
-      <w:r>
-        <w:t xml:space="preserve"> y presionamos </w:t>
+          <w:lang w:val="es-419"/>
+        </w:rPr>
+        <w:t xml:space="preserve"> y le damos en </w:t>
       </w:r>
       <w:proofErr w:type="spellStart"/>
       <w:r>
-        <w:t>Enter</w:t>
+        <w:rPr>
+          <w:b/>
+          <w:lang w:val="es-419"/>
+        </w:rPr>
+        <w:t>Select</w:t>
       </w:r>
       <w:proofErr w:type="spellEnd"/>
-    </w:p>
-    <w:p>
-      <w:r>
+      <w:r>
+        <w:rPr>
+          <w:b/>
+          <w:lang w:val="es-419"/>
+        </w:rPr>
+        <w:t xml:space="preserve"> Folder</w:t>
+      </w:r>
+    </w:p>
+    <w:p>
+      <w:pPr>
+        <w:rPr>
+          <w:lang w:val="es-419"/>
+        </w:rPr>
+      </w:pPr>
+      <w:r>
+        <w:rPr>
+          <w:lang w:val="es-419"/>
+        </w:rPr>
         <w:drawing>
-          <wp:inline distT="0" distB="0" distL="0" distR="0" wp14:anchorId="1F25640F" wp14:editId="139C931F">
-            <wp:extent cx="5400040" cy="2953385"/>
+          <wp:inline distT="0" distB="0" distL="0" distR="0" wp14:anchorId="65BFB238" wp14:editId="48AF86DE">
+            <wp:extent cx="5400040" cy="3037205"/>
             <wp:effectExtent l="0" t="0" r="0" b="0"/>
-            <wp:docPr id="6" name="Imagen 6"/>
+            <wp:docPr id="20" name="Imagen 20"/>
             <wp:cNvGraphicFramePr>
               <a:graphicFrameLocks xmlns:a="http://schemas.openxmlformats.org/drawingml/2006/main" noChangeAspect="1"/>
             </wp:cNvGraphicFramePr>
@@ -316,7 +364,7 @@
                   <pic:spPr>
                     <a:xfrm>
                       <a:off x="0" y="0"/>
-                      <a:ext cx="5400040" cy="2953385"/>
+                      <a:ext cx="5400040" cy="3037205"/>
                     </a:xfrm>
                     <a:prstGeom prst="rect">
                       <a:avLst/>
@@ -328,36 +376,43 @@
           </wp:inline>
         </w:drawing>
       </w:r>
-    </w:p>
-    <w:p/>
-    <w:p>
-      <w:r>
-        <w:t xml:space="preserve">Luego pegamos este comando en la terminal </w:t>
-      </w:r>
-      <w:r>
-        <w:rPr>
-          <w:b/>
-        </w:rPr>
-        <w:t>Python app.py</w:t>
-      </w:r>
-      <w:r>
-        <w:rPr>
-          <w:b/>
-        </w:rPr>
-        <w:t xml:space="preserve"> </w:t>
-      </w:r>
-      <w:r>
-        <w:t>para iniciar el aplicativo</w:t>
-      </w:r>
-    </w:p>
-    <w:p>
-      <w:r>
+      <w:r>
+        <w:rPr>
+          <w:lang w:val="es-419"/>
+        </w:rPr>
+        <w:br/>
+      </w:r>
+    </w:p>
+    <w:p>
+      <w:pPr>
+        <w:rPr>
+          <w:lang w:val="es-419"/>
+        </w:rPr>
+      </w:pPr>
+      <w:r>
+        <w:rPr>
+          <w:lang w:val="es-419"/>
+        </w:rPr>
+        <w:t>Y quedaría viéndose así</w:t>
+      </w:r>
+    </w:p>
+    <w:p>
+      <w:pPr>
+        <w:rPr>
+          <w:lang w:val="es-419"/>
+        </w:rPr>
+      </w:pPr>
+      <w:r>
+        <w:rPr>
+          <w:noProof/>
+          <w:lang w:val="es-419"/>
+        </w:rPr>
         <w:lastRenderedPageBreak/>
         <w:drawing>
-          <wp:inline distT="0" distB="0" distL="0" distR="0" wp14:anchorId="5905674A" wp14:editId="3187BA0D">
-            <wp:extent cx="5400040" cy="2950210"/>
-            <wp:effectExtent l="0" t="0" r="0" b="2540"/>
-            <wp:docPr id="7" name="Imagen 7"/>
+          <wp:inline distT="0" distB="0" distL="0" distR="0" wp14:anchorId="799DDF19" wp14:editId="3884C25C">
+            <wp:extent cx="5400040" cy="2953385"/>
+            <wp:effectExtent l="0" t="0" r="0" b="0"/>
+            <wp:docPr id="3" name="Imagen 3"/>
             <wp:cNvGraphicFramePr>
               <a:graphicFrameLocks xmlns:a="http://schemas.openxmlformats.org/drawingml/2006/main" noChangeAspect="1"/>
             </wp:cNvGraphicFramePr>
@@ -377,7 +432,7 @@
                   <pic:spPr>
                     <a:xfrm>
                       <a:off x="0" y="0"/>
-                      <a:ext cx="5400040" cy="2950210"/>
+                      <a:ext cx="5400040" cy="2953385"/>
                     </a:xfrm>
                     <a:prstGeom prst="rect">
                       <a:avLst/>
@@ -389,34 +444,41 @@
           </wp:inline>
         </w:drawing>
       </w:r>
-      <w:r>
+    </w:p>
+    <w:p>
+      <w:pPr>
+        <w:rPr>
+          <w:lang w:val="es-419"/>
+        </w:rPr>
+      </w:pPr>
+    </w:p>
+    <w:p>
+      <w:pPr>
+        <w:rPr>
+          <w:noProof/>
+        </w:rPr>
+      </w:pPr>
+      <w:r>
+        <w:rPr>
+          <w:lang w:val="es-419"/>
+        </w:rPr>
+        <w:t>Abrimos un nuevo terminal</w:t>
+      </w:r>
+      <w:r>
+        <w:rPr>
+          <w:noProof/>
+        </w:rPr>
         <w:t xml:space="preserve"> </w:t>
       </w:r>
       <w:r>
-        <w:t xml:space="preserve">   </w:t>
-      </w:r>
-    </w:p>
-    <w:p/>
-    <w:p>
-      <w:r>
-        <w:t xml:space="preserve">A continuación, vamos al explorador de archivos y nos alojamos donde tengamos el proyecto guardado, y entramos a la carpeta llamada </w:t>
-      </w:r>
-      <w:proofErr w:type="spellStart"/>
-      <w:r>
-        <w:rPr>
-          <w:b/>
-        </w:rPr>
-        <w:t>frontend</w:t>
-      </w:r>
-      <w:proofErr w:type="spellEnd"/>
-    </w:p>
-    <w:p>
-      <w:r>
+        <w:rPr>
+          <w:lang w:val="es-419"/>
+        </w:rPr>
         <w:drawing>
-          <wp:inline distT="0" distB="0" distL="0" distR="0" wp14:anchorId="7D7D0C4D" wp14:editId="2A435D87">
+          <wp:inline distT="0" distB="0" distL="0" distR="0" wp14:anchorId="5314DD49" wp14:editId="4FF3755A">
             <wp:extent cx="5400040" cy="2961640"/>
             <wp:effectExtent l="0" t="0" r="0" b="0"/>
-            <wp:docPr id="8" name="Imagen 8"/>
+            <wp:docPr id="21" name="Imagen 21"/>
             <wp:cNvGraphicFramePr>
               <a:graphicFrameLocks xmlns:a="http://schemas.openxmlformats.org/drawingml/2006/main" noChangeAspect="1"/>
             </wp:cNvGraphicFramePr>
@@ -450,33 +512,37 @@
       </w:r>
     </w:p>
     <w:p>
-      <w:r>
+      <w:pPr>
+        <w:rPr>
+          <w:lang w:val="es-419"/>
+        </w:rPr>
+      </w:pPr>
+      <w:r>
+        <w:rPr>
+          <w:lang w:val="es-419"/>
+        </w:rPr>
+        <w:t>Se vería así</w:t>
+      </w:r>
+      <w:bookmarkStart w:id="0" w:name="_GoBack"/>
+      <w:bookmarkEnd w:id="0"/>
+    </w:p>
+    <w:p>
+      <w:pPr>
+        <w:rPr>
+          <w:lang w:val="es-419"/>
+        </w:rPr>
+      </w:pPr>
+      <w:r>
+        <w:rPr>
+          <w:noProof/>
+          <w:lang w:val="es-419"/>
+        </w:rPr>
         <w:lastRenderedPageBreak/>
-        <w:t xml:space="preserve">Abrimos el archivo llamado </w:t>
-      </w:r>
-      <w:proofErr w:type="spellStart"/>
-      <w:r>
-        <w:rPr>
-          <w:b/>
-        </w:rPr>
-        <w:t>index</w:t>
-      </w:r>
-      <w:proofErr w:type="spellEnd"/>
-      <w:r>
-        <w:rPr>
-          <w:b/>
-        </w:rPr>
-        <w:t xml:space="preserve"> </w:t>
-      </w:r>
-      <w:r>
-        <w:rPr>
-          <w:b/>
-        </w:rPr>
         <w:drawing>
-          <wp:inline distT="0" distB="0" distL="0" distR="0" wp14:anchorId="42D5AAA3" wp14:editId="43D85DB4">
-            <wp:extent cx="5400040" cy="2967355"/>
-            <wp:effectExtent l="0" t="0" r="0" b="4445"/>
-            <wp:docPr id="9" name="Imagen 9"/>
+          <wp:inline distT="0" distB="0" distL="0" distR="0" wp14:anchorId="4B586F35" wp14:editId="1AAF34A6">
+            <wp:extent cx="5400040" cy="2958465"/>
+            <wp:effectExtent l="0" t="0" r="0" b="0"/>
+            <wp:docPr id="1" name="Imagen 1"/>
             <wp:cNvGraphicFramePr>
               <a:graphicFrameLocks xmlns:a="http://schemas.openxmlformats.org/drawingml/2006/main" noChangeAspect="1"/>
             </wp:cNvGraphicFramePr>
@@ -496,7 +562,7 @@
                   <pic:spPr>
                     <a:xfrm>
                       <a:off x="0" y="0"/>
-                      <a:ext cx="5400040" cy="2967355"/>
+                      <a:ext cx="5400040" cy="2958465"/>
                     </a:xfrm>
                     <a:prstGeom prst="rect">
                       <a:avLst/>
@@ -509,62 +575,73 @@
         </w:drawing>
       </w:r>
     </w:p>
-    <w:p/>
-    <w:p>
-      <w:pPr>
-        <w:rPr>
-          <w:b/>
-          <w:sz w:val="24"/>
-        </w:rPr>
-      </w:pPr>
-      <w:r>
-        <w:rPr>
-          <w:b/>
-          <w:sz w:val="24"/>
-        </w:rPr>
-        <w:t>Aplicativo</w:t>
-      </w:r>
-    </w:p>
-    <w:p>
-      <w:pPr>
-        <w:rPr>
-          <w:lang w:val="es-419"/>
-        </w:rPr>
-      </w:pPr>
-      <w:r>
-        <w:rPr>
-          <w:lang w:val="es-419"/>
-        </w:rPr>
-        <w:t xml:space="preserve">Aquí se pueden encontrar distintas opciones, como el </w:t>
+    <w:p>
+      <w:pPr>
+        <w:rPr>
+          <w:lang w:val="es-419"/>
+        </w:rPr>
+      </w:pPr>
+    </w:p>
+    <w:p>
+      <w:pPr>
+        <w:rPr>
+          <w:rFonts w:ascii="Helvetica" w:hAnsi="Helvetica" w:cs="Helvetica"/>
+        </w:rPr>
+      </w:pPr>
+      <w:r>
+        <w:rPr>
+          <w:lang w:val="es-419"/>
+        </w:rPr>
+        <w:t xml:space="preserve">Escribimos este comando en la terminal </w:t>
+      </w:r>
+      <w:r>
+        <w:rPr>
+          <w:rFonts w:ascii="Helvetica" w:hAnsi="Helvetica" w:cs="Helvetica"/>
+          <w:b/>
+        </w:rPr>
+        <w:t xml:space="preserve">cd </w:t>
       </w:r>
       <w:proofErr w:type="spellStart"/>
       <w:r>
         <w:rPr>
-          <w:lang w:val="es-419"/>
-        </w:rPr>
-        <w:t>dashboard</w:t>
+          <w:rFonts w:ascii="Helvetica" w:hAnsi="Helvetica" w:cs="Helvetica"/>
+          <w:b/>
+        </w:rPr>
+        <w:t>backend</w:t>
       </w:r>
       <w:proofErr w:type="spellEnd"/>
       <w:r>
         <w:rPr>
-          <w:lang w:val="es-419"/>
-        </w:rPr>
-        <w:t>, reportes, analizar sótanos, actualizar y las imágenes procesadas.</w:t>
-      </w:r>
-    </w:p>
-    <w:p>
-      <w:pPr>
-        <w:rPr>
-          <w:b/>
-          <w:sz w:val="24"/>
-        </w:rPr>
-      </w:pPr>
-      <w:r>
+          <w:rFonts w:ascii="Helvetica" w:hAnsi="Helvetica" w:cs="Helvetica"/>
+          <w:b/>
+        </w:rPr>
+        <w:t xml:space="preserve"> </w:t>
+      </w:r>
+      <w:r>
+        <w:rPr>
+          <w:rFonts w:ascii="Helvetica" w:hAnsi="Helvetica" w:cs="Helvetica"/>
+        </w:rPr>
+        <w:t xml:space="preserve">y presionamos </w:t>
+      </w:r>
+      <w:proofErr w:type="spellStart"/>
+      <w:r>
+        <w:rPr>
+          <w:rFonts w:ascii="Helvetica" w:hAnsi="Helvetica" w:cs="Helvetica"/>
+        </w:rPr>
+        <w:t>Enter</w:t>
+      </w:r>
+      <w:proofErr w:type="spellEnd"/>
+    </w:p>
+    <w:p>
+      <w:r>
+        <w:rPr>
+          <w:noProof/>
+        </w:rPr>
         <w:drawing>
-          <wp:inline distT="0" distB="0" distL="0" distR="0" wp14:anchorId="2B46B677" wp14:editId="52D2CDE5">
-            <wp:extent cx="5400040" cy="2958465"/>
+          <wp:inline distT="0" distB="0" distL="0" distR="0" wp14:anchorId="7B2322A9" wp14:editId="155B3131">
+            <wp:extent cx="5400040" cy="2961640"/>
             <wp:effectExtent l="0" t="0" r="0" b="0"/>
-            <wp:docPr id="11" name="Imagen 11"/>
+            <wp:docPr id="5" name="Imagen 5"/>
             <wp:cNvGraphicFramePr>
               <a:graphicFrameLocks xmlns:a="http://schemas.openxmlformats.org/drawingml/2006/main" noChangeAspect="1"/>
             </wp:cNvGraphicFramePr>
@@ -584,7 +661,7 @@
                   <pic:spPr>
                     <a:xfrm>
                       <a:off x="0" y="0"/>
-                      <a:ext cx="5400040" cy="2958465"/>
+                      <a:ext cx="5400040" cy="2961640"/>
                     </a:xfrm>
                     <a:prstGeom prst="rect">
                       <a:avLst/>
@@ -597,51 +674,59 @@
         </w:drawing>
       </w:r>
     </w:p>
-    <w:p>
-      <w:pPr>
-        <w:rPr>
-          <w:b/>
-          <w:sz w:val="24"/>
-        </w:rPr>
-      </w:pPr>
-      <w:bookmarkStart w:id="0" w:name="_GoBack"/>
-      <w:bookmarkEnd w:id="0"/>
-    </w:p>
-    <w:p>
-      <w:pPr>
-        <w:rPr>
-          <w:sz w:val="24"/>
-        </w:rPr>
-      </w:pPr>
-      <w:r>
-        <w:rPr>
-          <w:sz w:val="24"/>
-        </w:rPr>
-        <w:t xml:space="preserve">En este apartado podemos ver 4 secciones Personas detectadas que son las personas que el aplicativo detectó en esa sesión, Sitio Monitoreado que es el lugar que se está monitoreando que seria Sótano 1, Estado del Laboratorio que viene a ser el estado si es Vacío, Parcialmente lleno o Lleno y por último Próxima Actualización que cuenta con </w:t>
-      </w:r>
-      <w:r>
-        <w:rPr>
-          <w:sz w:val="24"/>
+    <w:p/>
+    <w:p>
+      <w:r>
+        <w:t xml:space="preserve">Ahora escribimos este comando en el terminal </w:t>
+      </w:r>
+      <w:proofErr w:type="spellStart"/>
+      <w:r>
+        <w:rPr>
+          <w:b/>
+        </w:rPr>
+        <w:t>pip</w:t>
+      </w:r>
+      <w:proofErr w:type="spellEnd"/>
+      <w:r>
+        <w:rPr>
+          <w:b/>
+        </w:rPr>
+        <w:t xml:space="preserve"> </w:t>
+      </w:r>
+      <w:proofErr w:type="spellStart"/>
+      <w:r>
+        <w:rPr>
+          <w:b/>
+        </w:rPr>
+        <w:t>install</w:t>
+      </w:r>
+      <w:proofErr w:type="spellEnd"/>
+      <w:r>
+        <w:rPr>
+          <w:b/>
+        </w:rPr>
+        <w:t xml:space="preserve"> -r requirements.txt</w:t>
+      </w:r>
+      <w:r>
+        <w:t xml:space="preserve"> y presionamos </w:t>
+      </w:r>
+      <w:proofErr w:type="spellStart"/>
+      <w:r>
+        <w:t>Enter</w:t>
+      </w:r>
+      <w:proofErr w:type="spellEnd"/>
+    </w:p>
+    <w:p>
+      <w:r>
+        <w:rPr>
+          <w:noProof/>
         </w:rPr>
         <w:lastRenderedPageBreak/>
-        <w:t>un temporizador de 15 min el cual al terminar el aplicativo carga las imágenes y hace el cuenteo de las personas.</w:t>
-      </w:r>
-    </w:p>
-    <w:p>
-      <w:pPr>
-        <w:rPr>
-          <w:lang w:val="es-419"/>
-        </w:rPr>
-      </w:pPr>
-      <w:r>
-        <w:rPr>
-          <w:lang w:val="es-419"/>
-        </w:rPr>
         <w:drawing>
-          <wp:inline distT="0" distB="0" distL="0" distR="0" wp14:anchorId="18162B2A" wp14:editId="168AA24B">
-            <wp:extent cx="5400040" cy="903605"/>
+          <wp:inline distT="0" distB="0" distL="0" distR="0" wp14:anchorId="1F25640F" wp14:editId="139C931F">
+            <wp:extent cx="5400040" cy="2953385"/>
             <wp:effectExtent l="0" t="0" r="0" b="0"/>
-            <wp:docPr id="18" name="Imagen 18"/>
+            <wp:docPr id="6" name="Imagen 6"/>
             <wp:cNvGraphicFramePr>
               <a:graphicFrameLocks xmlns:a="http://schemas.openxmlformats.org/drawingml/2006/main" noChangeAspect="1"/>
             </wp:cNvGraphicFramePr>
@@ -661,7 +746,7 @@
                   <pic:spPr>
                     <a:xfrm>
                       <a:off x="0" y="0"/>
-                      <a:ext cx="5400040" cy="903605"/>
+                      <a:ext cx="5400040" cy="2953385"/>
                     </a:xfrm>
                     <a:prstGeom prst="rect">
                       <a:avLst/>
@@ -674,55 +759,37 @@
         </w:drawing>
       </w:r>
     </w:p>
-    <w:p>
-      <w:pPr>
-        <w:rPr>
-          <w:lang w:val="es-419"/>
-        </w:rPr>
-      </w:pPr>
-    </w:p>
-    <w:p>
-      <w:pPr>
-        <w:rPr>
-          <w:lang w:val="es-419"/>
-        </w:rPr>
-      </w:pPr>
-      <w:r>
-        <w:rPr>
-          <w:lang w:val="es-419"/>
-        </w:rPr>
-        <w:t xml:space="preserve">Con este botón actualizamos los datos se cargan 5 imágenes del </w:t>
-      </w:r>
-      <w:proofErr w:type="spellStart"/>
-      <w:r>
-        <w:rPr>
-          <w:lang w:val="es-419"/>
-        </w:rPr>
-        <w:t>dataset</w:t>
-      </w:r>
-      <w:proofErr w:type="spellEnd"/>
-      <w:r>
-        <w:rPr>
-          <w:lang w:val="es-419"/>
-        </w:rPr>
-        <w:t xml:space="preserve"> para ser procesadas</w:t>
-      </w:r>
-    </w:p>
-    <w:p>
-      <w:pPr>
-        <w:rPr>
-          <w:lang w:val="es-419"/>
-        </w:rPr>
-      </w:pPr>
-      <w:r>
-        <w:rPr>
-          <w:lang w:val="es-419"/>
+    <w:p/>
+    <w:p>
+      <w:r>
+        <w:t xml:space="preserve">Luego pegamos este comando en la terminal </w:t>
+      </w:r>
+      <w:r>
+        <w:rPr>
+          <w:b/>
+        </w:rPr>
+        <w:t>Python app.py</w:t>
+      </w:r>
+      <w:r>
+        <w:rPr>
+          <w:b/>
+        </w:rPr>
+        <w:t xml:space="preserve"> </w:t>
+      </w:r>
+      <w:r>
+        <w:t>para iniciar el aplicativo</w:t>
+      </w:r>
+    </w:p>
+    <w:p>
+      <w:r>
+        <w:rPr>
+          <w:noProof/>
         </w:rPr>
         <w:drawing>
-          <wp:inline distT="0" distB="0" distL="0" distR="0" wp14:anchorId="1632284B" wp14:editId="45130144">
-            <wp:extent cx="5400040" cy="654685"/>
-            <wp:effectExtent l="0" t="0" r="0" b="0"/>
-            <wp:docPr id="12" name="Imagen 12"/>
+          <wp:inline distT="0" distB="0" distL="0" distR="0" wp14:anchorId="5905674A" wp14:editId="3187BA0D">
+            <wp:extent cx="5400040" cy="2950210"/>
+            <wp:effectExtent l="0" t="0" r="0" b="2540"/>
+            <wp:docPr id="7" name="Imagen 7"/>
             <wp:cNvGraphicFramePr>
               <a:graphicFrameLocks xmlns:a="http://schemas.openxmlformats.org/drawingml/2006/main" noChangeAspect="1"/>
             </wp:cNvGraphicFramePr>
@@ -742,7 +809,7 @@
                   <pic:spPr>
                     <a:xfrm>
                       <a:off x="0" y="0"/>
-                      <a:ext cx="5400040" cy="654685"/>
+                      <a:ext cx="5400040" cy="2950210"/>
                     </a:xfrm>
                     <a:prstGeom prst="rect">
                       <a:avLst/>
@@ -754,42 +821,38 @@
           </wp:inline>
         </w:drawing>
       </w:r>
-    </w:p>
-    <w:p>
-      <w:pPr>
-        <w:rPr>
-          <w:lang w:val="es-419"/>
-        </w:rPr>
-      </w:pPr>
-    </w:p>
-    <w:p>
-      <w:pPr>
-        <w:rPr>
-          <w:lang w:val="es-419"/>
-        </w:rPr>
-      </w:pPr>
-      <w:r>
-        <w:rPr>
-          <w:lang w:val="es-419"/>
-        </w:rPr>
-        <w:t>Imágenes procesadas listas para ser visualizadas</w:t>
-      </w:r>
-    </w:p>
-    <w:p>
-      <w:pPr>
-        <w:rPr>
-          <w:lang w:val="es-419"/>
-        </w:rPr>
-      </w:pPr>
-      <w:r>
-        <w:rPr>
-          <w:lang w:val="es-419"/>
-        </w:rPr>
+      <w:r>
+        <w:t xml:space="preserve"> </w:t>
+      </w:r>
+      <w:r>
+        <w:t xml:space="preserve">   </w:t>
+      </w:r>
+    </w:p>
+    <w:p/>
+    <w:p>
+      <w:r>
+        <w:t xml:space="preserve">A continuación, vamos al explorador de archivos y nos alojamos donde tengamos el proyecto guardado, y entramos a la carpeta llamada </w:t>
+      </w:r>
+      <w:proofErr w:type="spellStart"/>
+      <w:r>
+        <w:rPr>
+          <w:b/>
+        </w:rPr>
+        <w:t>frontend</w:t>
+      </w:r>
+      <w:proofErr w:type="spellEnd"/>
+    </w:p>
+    <w:p>
+      <w:r>
+        <w:rPr>
+          <w:noProof/>
+        </w:rPr>
+        <w:lastRenderedPageBreak/>
         <w:drawing>
-          <wp:inline distT="0" distB="0" distL="0" distR="0" wp14:anchorId="2F52D12B" wp14:editId="7A394A04">
-            <wp:extent cx="5400040" cy="1165225"/>
+          <wp:inline distT="0" distB="0" distL="0" distR="0" wp14:anchorId="7D7D0C4D" wp14:editId="2A435D87">
+            <wp:extent cx="5400040" cy="2961640"/>
             <wp:effectExtent l="0" t="0" r="0" b="0"/>
-            <wp:docPr id="13" name="Imagen 13"/>
+            <wp:docPr id="8" name="Imagen 8"/>
             <wp:cNvGraphicFramePr>
               <a:graphicFrameLocks xmlns:a="http://schemas.openxmlformats.org/drawingml/2006/main" noChangeAspect="1"/>
             </wp:cNvGraphicFramePr>
@@ -809,7 +872,7 @@
                   <pic:spPr>
                     <a:xfrm>
                       <a:off x="0" y="0"/>
-                      <a:ext cx="5400040" cy="1165225"/>
+                      <a:ext cx="5400040" cy="2961640"/>
                     </a:xfrm>
                     <a:prstGeom prst="rect">
                       <a:avLst/>
@@ -823,54 +886,33 @@
       </w:r>
     </w:p>
     <w:p>
-      <w:pPr>
-        <w:rPr>
-          <w:lang w:val="es-419"/>
-        </w:rPr>
-      </w:pPr>
-    </w:p>
-    <w:p>
-      <w:pPr>
-        <w:rPr>
-          <w:lang w:val="es-419"/>
-        </w:rPr>
-      </w:pPr>
-      <w:r>
-        <w:rPr>
-          <w:lang w:val="es-419"/>
-        </w:rPr>
-        <w:t xml:space="preserve">Al darle </w:t>
+      <w:r>
+        <w:t xml:space="preserve">Abrimos el archivo llamado </w:t>
       </w:r>
       <w:proofErr w:type="spellStart"/>
       <w:r>
         <w:rPr>
-          <w:lang w:val="es-419"/>
-        </w:rPr>
-        <w:t>click</w:t>
+          <w:b/>
+        </w:rPr>
+        <w:t>index</w:t>
       </w:r>
       <w:proofErr w:type="spellEnd"/>
       <w:r>
         <w:rPr>
-          <w:lang w:val="es-419"/>
-        </w:rPr>
-        <w:t xml:space="preserve"> en la imagen, se abre para poder visualizarse de mejor forma y ver las personas marcadas por el aplicativo</w:t>
-      </w:r>
-    </w:p>
-    <w:p>
-      <w:pPr>
-        <w:rPr>
-          <w:lang w:val="es-419"/>
-        </w:rPr>
-      </w:pPr>
-      <w:r>
-        <w:rPr>
-          <w:lang w:val="es-419"/>
+          <w:b/>
+        </w:rPr>
+        <w:t xml:space="preserve"> </w:t>
+      </w:r>
+      <w:r>
+        <w:rPr>
+          <w:b/>
+          <w:noProof/>
         </w:rPr>
         <w:drawing>
-          <wp:inline distT="0" distB="0" distL="0" distR="0" wp14:anchorId="02D57406" wp14:editId="5B5DAA97">
-            <wp:extent cx="5400040" cy="2640965"/>
-            <wp:effectExtent l="0" t="0" r="0" b="6985"/>
-            <wp:docPr id="14" name="Imagen 14"/>
+          <wp:inline distT="0" distB="0" distL="0" distR="0" wp14:anchorId="42D5AAA3" wp14:editId="43D85DB4">
+            <wp:extent cx="5400040" cy="2967355"/>
+            <wp:effectExtent l="0" t="0" r="0" b="4445"/>
+            <wp:docPr id="9" name="Imagen 9"/>
             <wp:cNvGraphicFramePr>
               <a:graphicFrameLocks xmlns:a="http://schemas.openxmlformats.org/drawingml/2006/main" noChangeAspect="1"/>
             </wp:cNvGraphicFramePr>
@@ -890,7 +932,7 @@
                   <pic:spPr>
                     <a:xfrm>
                       <a:off x="0" y="0"/>
-                      <a:ext cx="5400040" cy="2640965"/>
+                      <a:ext cx="5400040" cy="2967355"/>
                     </a:xfrm>
                     <a:prstGeom prst="rect">
                       <a:avLst/>
@@ -903,56 +945,66 @@
         </w:drawing>
       </w:r>
     </w:p>
-    <w:p>
-      <w:pPr>
-        <w:rPr>
-          <w:lang w:val="es-419"/>
-        </w:rPr>
-      </w:pPr>
-      <w:r>
-        <w:rPr>
-          <w:lang w:val="es-419"/>
-        </w:rPr>
-        <w:t xml:space="preserve">En la página de reportes se encuentra el registro de todas las veces que se han procesado las imágenes para saber si </w:t>
+    <w:p/>
+    <w:p>
+      <w:pPr>
+        <w:rPr>
+          <w:b/>
+          <w:sz w:val="24"/>
+        </w:rPr>
+      </w:pPr>
+      <w:r>
+        <w:rPr>
+          <w:b/>
+          <w:sz w:val="24"/>
+        </w:rPr>
+        <w:t>Aplicativo</w:t>
+      </w:r>
+    </w:p>
+    <w:p>
+      <w:pPr>
+        <w:rPr>
+          <w:lang w:val="es-419"/>
+        </w:rPr>
+      </w:pPr>
+      <w:r>
+        <w:rPr>
+          <w:lang w:val="es-419"/>
+        </w:rPr>
+        <w:t xml:space="preserve">Aquí se pueden encontrar distintas opciones, como el </w:t>
       </w:r>
       <w:proofErr w:type="spellStart"/>
       <w:r>
         <w:rPr>
           <w:lang w:val="es-419"/>
         </w:rPr>
-        <w:t>Labs</w:t>
+        <w:t>dashboard</w:t>
       </w:r>
       <w:proofErr w:type="spellEnd"/>
       <w:r>
         <w:rPr>
           <w:lang w:val="es-419"/>
         </w:rPr>
-        <w:t xml:space="preserve"> está lleno o vacío</w:t>
-      </w:r>
-    </w:p>
-    <w:p>
-      <w:pPr>
-        <w:rPr>
-          <w:lang w:val="es-419"/>
-        </w:rPr>
-      </w:pPr>
-    </w:p>
-    <w:p>
-      <w:pPr>
-        <w:rPr>
-          <w:lang w:val="es-419"/>
-        </w:rPr>
-      </w:pPr>
-      <w:r>
-        <w:rPr>
-          <w:lang w:val="es-419"/>
+        <w:t>, reportes, analizar sótanos, actualizar y las imágenes procesadas.</w:t>
+      </w:r>
+    </w:p>
+    <w:p>
+      <w:pPr>
+        <w:rPr>
+          <w:b/>
+          <w:sz w:val="24"/>
+        </w:rPr>
+      </w:pPr>
+      <w:r>
+        <w:rPr>
+          <w:noProof/>
         </w:rPr>
         <w:lastRenderedPageBreak/>
         <w:drawing>
-          <wp:inline distT="0" distB="0" distL="0" distR="0" wp14:anchorId="641E8EB1" wp14:editId="3B4B2578">
-            <wp:extent cx="5400040" cy="2629535"/>
+          <wp:inline distT="0" distB="0" distL="0" distR="0" wp14:anchorId="2B46B677" wp14:editId="52D2CDE5">
+            <wp:extent cx="5400040" cy="2958465"/>
             <wp:effectExtent l="0" t="0" r="0" b="0"/>
-            <wp:docPr id="15" name="Imagen 15"/>
+            <wp:docPr id="11" name="Imagen 11"/>
             <wp:cNvGraphicFramePr>
               <a:graphicFrameLocks xmlns:a="http://schemas.openxmlformats.org/drawingml/2006/main" noChangeAspect="1"/>
             </wp:cNvGraphicFramePr>
@@ -972,7 +1024,7 @@
                   <pic:spPr>
                     <a:xfrm>
                       <a:off x="0" y="0"/>
-                      <a:ext cx="5400040" cy="2629535"/>
+                      <a:ext cx="5400040" cy="2958465"/>
                     </a:xfrm>
                     <a:prstGeom prst="rect">
                       <a:avLst/>
@@ -988,52 +1040,40 @@
     <w:p>
       <w:pPr>
         <w:rPr>
-          <w:lang w:val="es-419"/>
-        </w:rPr>
-      </w:pPr>
-    </w:p>
-    <w:p>
-      <w:pPr>
-        <w:rPr>
-          <w:lang w:val="es-419"/>
-        </w:rPr>
-      </w:pPr>
-      <w:r>
-        <w:rPr>
-          <w:lang w:val="es-419"/>
-        </w:rPr>
-        <w:t xml:space="preserve">Al darle </w:t>
-      </w:r>
-      <w:proofErr w:type="spellStart"/>
-      <w:r>
-        <w:rPr>
-          <w:lang w:val="es-419"/>
-        </w:rPr>
-        <w:t>click</w:t>
-      </w:r>
-      <w:proofErr w:type="spellEnd"/>
-      <w:r>
-        <w:rPr>
-          <w:lang w:val="es-419"/>
-        </w:rPr>
-        <w:t xml:space="preserve"> en “Ver imágenes” podemos ver las imágenes procesadas en las anteriores sesiones </w:t>
-      </w:r>
-    </w:p>
-    <w:p>
-      <w:pPr>
-        <w:rPr>
-          <w:lang w:val="es-419"/>
-        </w:rPr>
-      </w:pPr>
-      <w:r>
-        <w:rPr>
+          <w:b/>
+          <w:sz w:val="24"/>
+        </w:rPr>
+      </w:pPr>
+    </w:p>
+    <w:p>
+      <w:pPr>
+        <w:rPr>
+          <w:sz w:val="24"/>
+        </w:rPr>
+      </w:pPr>
+      <w:r>
+        <w:rPr>
+          <w:sz w:val="24"/>
+        </w:rPr>
+        <w:t>En este apartado podemos ver 4 secciones Personas detectadas que son las personas que el aplicativo detectó en esa sesión, Sitio Monitoreado que es el lugar que se está monitoreando que seria Sótano 1, Estado del Laboratorio que viene a ser el estado si es Vacío, Parcialmente lleno o Lleno y por último Próxima Actualización que cuenta con un temporizador de 15 min el cual al terminar el aplicativo carga las imágenes y hace el cuenteo de las personas.</w:t>
+      </w:r>
+    </w:p>
+    <w:p>
+      <w:pPr>
+        <w:rPr>
+          <w:lang w:val="es-419"/>
+        </w:rPr>
+      </w:pPr>
+      <w:r>
+        <w:rPr>
+          <w:noProof/>
           <w:lang w:val="es-419"/>
         </w:rPr>
         <w:drawing>
-          <wp:inline distT="0" distB="0" distL="0" distR="0" wp14:anchorId="1E628FC1" wp14:editId="1CAFAE67">
-            <wp:extent cx="5400040" cy="1187450"/>
+          <wp:inline distT="0" distB="0" distL="0" distR="0" wp14:anchorId="18162B2A" wp14:editId="168AA24B">
+            <wp:extent cx="5400040" cy="903605"/>
             <wp:effectExtent l="0" t="0" r="0" b="0"/>
-            <wp:docPr id="16" name="Imagen 16"/>
+            <wp:docPr id="18" name="Imagen 18"/>
             <wp:cNvGraphicFramePr>
               <a:graphicFrameLocks xmlns:a="http://schemas.openxmlformats.org/drawingml/2006/main" noChangeAspect="1"/>
             </wp:cNvGraphicFramePr>
@@ -1053,6 +1093,403 @@
                   <pic:spPr>
                     <a:xfrm>
                       <a:off x="0" y="0"/>
+                      <a:ext cx="5400040" cy="903605"/>
+                    </a:xfrm>
+                    <a:prstGeom prst="rect">
+                      <a:avLst/>
+                    </a:prstGeom>
+                  </pic:spPr>
+                </pic:pic>
+              </a:graphicData>
+            </a:graphic>
+          </wp:inline>
+        </w:drawing>
+      </w:r>
+    </w:p>
+    <w:p>
+      <w:pPr>
+        <w:rPr>
+          <w:lang w:val="es-419"/>
+        </w:rPr>
+      </w:pPr>
+    </w:p>
+    <w:p>
+      <w:pPr>
+        <w:rPr>
+          <w:lang w:val="es-419"/>
+        </w:rPr>
+      </w:pPr>
+      <w:r>
+        <w:rPr>
+          <w:lang w:val="es-419"/>
+        </w:rPr>
+        <w:t xml:space="preserve">Con este botón actualizamos los datos se cargan 5 imágenes del </w:t>
+      </w:r>
+      <w:proofErr w:type="spellStart"/>
+      <w:r>
+        <w:rPr>
+          <w:lang w:val="es-419"/>
+        </w:rPr>
+        <w:t>dataset</w:t>
+      </w:r>
+      <w:proofErr w:type="spellEnd"/>
+      <w:r>
+        <w:rPr>
+          <w:lang w:val="es-419"/>
+        </w:rPr>
+        <w:t xml:space="preserve"> para ser procesadas</w:t>
+      </w:r>
+    </w:p>
+    <w:p>
+      <w:pPr>
+        <w:rPr>
+          <w:lang w:val="es-419"/>
+        </w:rPr>
+      </w:pPr>
+      <w:r>
+        <w:rPr>
+          <w:noProof/>
+          <w:lang w:val="es-419"/>
+        </w:rPr>
+        <w:drawing>
+          <wp:inline distT="0" distB="0" distL="0" distR="0" wp14:anchorId="1632284B" wp14:editId="45130144">
+            <wp:extent cx="5400040" cy="654685"/>
+            <wp:effectExtent l="0" t="0" r="0" b="0"/>
+            <wp:docPr id="12" name="Imagen 12"/>
+            <wp:cNvGraphicFramePr>
+              <a:graphicFrameLocks xmlns:a="http://schemas.openxmlformats.org/drawingml/2006/main" noChangeAspect="1"/>
+            </wp:cNvGraphicFramePr>
+            <a:graphic xmlns:a="http://schemas.openxmlformats.org/drawingml/2006/main">
+              <a:graphicData uri="http://schemas.openxmlformats.org/drawingml/2006/picture">
+                <pic:pic xmlns:pic="http://schemas.openxmlformats.org/drawingml/2006/picture">
+                  <pic:nvPicPr>
+                    <pic:cNvPr id="1" name=""/>
+                    <pic:cNvPicPr/>
+                  </pic:nvPicPr>
+                  <pic:blipFill>
+                    <a:blip r:embed="rId18"/>
+                    <a:stretch>
+                      <a:fillRect/>
+                    </a:stretch>
+                  </pic:blipFill>
+                  <pic:spPr>
+                    <a:xfrm>
+                      <a:off x="0" y="0"/>
+                      <a:ext cx="5400040" cy="654685"/>
+                    </a:xfrm>
+                    <a:prstGeom prst="rect">
+                      <a:avLst/>
+                    </a:prstGeom>
+                  </pic:spPr>
+                </pic:pic>
+              </a:graphicData>
+            </a:graphic>
+          </wp:inline>
+        </w:drawing>
+      </w:r>
+    </w:p>
+    <w:p>
+      <w:pPr>
+        <w:rPr>
+          <w:lang w:val="es-419"/>
+        </w:rPr>
+      </w:pPr>
+    </w:p>
+    <w:p>
+      <w:pPr>
+        <w:rPr>
+          <w:lang w:val="es-419"/>
+        </w:rPr>
+      </w:pPr>
+      <w:r>
+        <w:rPr>
+          <w:lang w:val="es-419"/>
+        </w:rPr>
+        <w:t>Imágenes procesadas listas para ser visualizadas</w:t>
+      </w:r>
+    </w:p>
+    <w:p>
+      <w:pPr>
+        <w:rPr>
+          <w:lang w:val="es-419"/>
+        </w:rPr>
+      </w:pPr>
+      <w:r>
+        <w:rPr>
+          <w:noProof/>
+          <w:lang w:val="es-419"/>
+        </w:rPr>
+        <w:drawing>
+          <wp:inline distT="0" distB="0" distL="0" distR="0" wp14:anchorId="2F52D12B" wp14:editId="7A394A04">
+            <wp:extent cx="5400040" cy="1165225"/>
+            <wp:effectExtent l="0" t="0" r="0" b="0"/>
+            <wp:docPr id="13" name="Imagen 13"/>
+            <wp:cNvGraphicFramePr>
+              <a:graphicFrameLocks xmlns:a="http://schemas.openxmlformats.org/drawingml/2006/main" noChangeAspect="1"/>
+            </wp:cNvGraphicFramePr>
+            <a:graphic xmlns:a="http://schemas.openxmlformats.org/drawingml/2006/main">
+              <a:graphicData uri="http://schemas.openxmlformats.org/drawingml/2006/picture">
+                <pic:pic xmlns:pic="http://schemas.openxmlformats.org/drawingml/2006/picture">
+                  <pic:nvPicPr>
+                    <pic:cNvPr id="1" name=""/>
+                    <pic:cNvPicPr/>
+                  </pic:nvPicPr>
+                  <pic:blipFill>
+                    <a:blip r:embed="rId19"/>
+                    <a:stretch>
+                      <a:fillRect/>
+                    </a:stretch>
+                  </pic:blipFill>
+                  <pic:spPr>
+                    <a:xfrm>
+                      <a:off x="0" y="0"/>
+                      <a:ext cx="5400040" cy="1165225"/>
+                    </a:xfrm>
+                    <a:prstGeom prst="rect">
+                      <a:avLst/>
+                    </a:prstGeom>
+                  </pic:spPr>
+                </pic:pic>
+              </a:graphicData>
+            </a:graphic>
+          </wp:inline>
+        </w:drawing>
+      </w:r>
+    </w:p>
+    <w:p>
+      <w:pPr>
+        <w:rPr>
+          <w:lang w:val="es-419"/>
+        </w:rPr>
+      </w:pPr>
+    </w:p>
+    <w:p>
+      <w:pPr>
+        <w:rPr>
+          <w:lang w:val="es-419"/>
+        </w:rPr>
+      </w:pPr>
+      <w:r>
+        <w:rPr>
+          <w:lang w:val="es-419"/>
+        </w:rPr>
+        <w:t xml:space="preserve">Al darle </w:t>
+      </w:r>
+      <w:proofErr w:type="spellStart"/>
+      <w:r>
+        <w:rPr>
+          <w:lang w:val="es-419"/>
+        </w:rPr>
+        <w:t>click</w:t>
+      </w:r>
+      <w:proofErr w:type="spellEnd"/>
+      <w:r>
+        <w:rPr>
+          <w:lang w:val="es-419"/>
+        </w:rPr>
+        <w:t xml:space="preserve"> en la imagen, se abre para poder visualizarse de mejor forma y ver las personas marcadas por el aplicativo</w:t>
+      </w:r>
+    </w:p>
+    <w:p>
+      <w:pPr>
+        <w:rPr>
+          <w:lang w:val="es-419"/>
+        </w:rPr>
+      </w:pPr>
+      <w:r>
+        <w:rPr>
+          <w:noProof/>
+          <w:lang w:val="es-419"/>
+        </w:rPr>
+        <w:drawing>
+          <wp:inline distT="0" distB="0" distL="0" distR="0" wp14:anchorId="02D57406" wp14:editId="5B5DAA97">
+            <wp:extent cx="5400040" cy="2640965"/>
+            <wp:effectExtent l="0" t="0" r="0" b="6985"/>
+            <wp:docPr id="14" name="Imagen 14"/>
+            <wp:cNvGraphicFramePr>
+              <a:graphicFrameLocks xmlns:a="http://schemas.openxmlformats.org/drawingml/2006/main" noChangeAspect="1"/>
+            </wp:cNvGraphicFramePr>
+            <a:graphic xmlns:a="http://schemas.openxmlformats.org/drawingml/2006/main">
+              <a:graphicData uri="http://schemas.openxmlformats.org/drawingml/2006/picture">
+                <pic:pic xmlns:pic="http://schemas.openxmlformats.org/drawingml/2006/picture">
+                  <pic:nvPicPr>
+                    <pic:cNvPr id="1" name=""/>
+                    <pic:cNvPicPr/>
+                  </pic:nvPicPr>
+                  <pic:blipFill>
+                    <a:blip r:embed="rId20"/>
+                    <a:stretch>
+                      <a:fillRect/>
+                    </a:stretch>
+                  </pic:blipFill>
+                  <pic:spPr>
+                    <a:xfrm>
+                      <a:off x="0" y="0"/>
+                      <a:ext cx="5400040" cy="2640965"/>
+                    </a:xfrm>
+                    <a:prstGeom prst="rect">
+                      <a:avLst/>
+                    </a:prstGeom>
+                  </pic:spPr>
+                </pic:pic>
+              </a:graphicData>
+            </a:graphic>
+          </wp:inline>
+        </w:drawing>
+      </w:r>
+    </w:p>
+    <w:p>
+      <w:pPr>
+        <w:rPr>
+          <w:lang w:val="es-419"/>
+        </w:rPr>
+      </w:pPr>
+      <w:r>
+        <w:rPr>
+          <w:lang w:val="es-419"/>
+        </w:rPr>
+        <w:t xml:space="preserve">En la página de reportes se encuentra el registro de todas las veces que se han procesado las imágenes para saber si </w:t>
+      </w:r>
+      <w:proofErr w:type="spellStart"/>
+      <w:r>
+        <w:rPr>
+          <w:lang w:val="es-419"/>
+        </w:rPr>
+        <w:t>Labs</w:t>
+      </w:r>
+      <w:proofErr w:type="spellEnd"/>
+      <w:r>
+        <w:rPr>
+          <w:lang w:val="es-419"/>
+        </w:rPr>
+        <w:t xml:space="preserve"> está lleno o vacío</w:t>
+      </w:r>
+    </w:p>
+    <w:p>
+      <w:pPr>
+        <w:rPr>
+          <w:lang w:val="es-419"/>
+        </w:rPr>
+      </w:pPr>
+    </w:p>
+    <w:p>
+      <w:pPr>
+        <w:rPr>
+          <w:lang w:val="es-419"/>
+        </w:rPr>
+      </w:pPr>
+      <w:r>
+        <w:rPr>
+          <w:noProof/>
+          <w:lang w:val="es-419"/>
+        </w:rPr>
+        <w:drawing>
+          <wp:inline distT="0" distB="0" distL="0" distR="0" wp14:anchorId="641E8EB1" wp14:editId="3B4B2578">
+            <wp:extent cx="5400040" cy="2629535"/>
+            <wp:effectExtent l="0" t="0" r="0" b="0"/>
+            <wp:docPr id="15" name="Imagen 15"/>
+            <wp:cNvGraphicFramePr>
+              <a:graphicFrameLocks xmlns:a="http://schemas.openxmlformats.org/drawingml/2006/main" noChangeAspect="1"/>
+            </wp:cNvGraphicFramePr>
+            <a:graphic xmlns:a="http://schemas.openxmlformats.org/drawingml/2006/main">
+              <a:graphicData uri="http://schemas.openxmlformats.org/drawingml/2006/picture">
+                <pic:pic xmlns:pic="http://schemas.openxmlformats.org/drawingml/2006/picture">
+                  <pic:nvPicPr>
+                    <pic:cNvPr id="1" name=""/>
+                    <pic:cNvPicPr/>
+                  </pic:nvPicPr>
+                  <pic:blipFill>
+                    <a:blip r:embed="rId21"/>
+                    <a:stretch>
+                      <a:fillRect/>
+                    </a:stretch>
+                  </pic:blipFill>
+                  <pic:spPr>
+                    <a:xfrm>
+                      <a:off x="0" y="0"/>
+                      <a:ext cx="5400040" cy="2629535"/>
+                    </a:xfrm>
+                    <a:prstGeom prst="rect">
+                      <a:avLst/>
+                    </a:prstGeom>
+                  </pic:spPr>
+                </pic:pic>
+              </a:graphicData>
+            </a:graphic>
+          </wp:inline>
+        </w:drawing>
+      </w:r>
+    </w:p>
+    <w:p>
+      <w:pPr>
+        <w:rPr>
+          <w:lang w:val="es-419"/>
+        </w:rPr>
+      </w:pPr>
+    </w:p>
+    <w:p>
+      <w:pPr>
+        <w:rPr>
+          <w:lang w:val="es-419"/>
+        </w:rPr>
+      </w:pPr>
+      <w:r>
+        <w:rPr>
+          <w:lang w:val="es-419"/>
+        </w:rPr>
+        <w:t xml:space="preserve">Al darle </w:t>
+      </w:r>
+      <w:proofErr w:type="spellStart"/>
+      <w:r>
+        <w:rPr>
+          <w:lang w:val="es-419"/>
+        </w:rPr>
+        <w:t>click</w:t>
+      </w:r>
+      <w:proofErr w:type="spellEnd"/>
+      <w:r>
+        <w:rPr>
+          <w:lang w:val="es-419"/>
+        </w:rPr>
+        <w:t xml:space="preserve"> en “Ver imágenes” podemos ver las imágenes procesadas en las anteriores sesiones </w:t>
+      </w:r>
+    </w:p>
+    <w:p>
+      <w:pPr>
+        <w:rPr>
+          <w:lang w:val="es-419"/>
+        </w:rPr>
+      </w:pPr>
+      <w:r>
+        <w:rPr>
+          <w:noProof/>
+          <w:lang w:val="es-419"/>
+        </w:rPr>
+        <w:lastRenderedPageBreak/>
+        <w:drawing>
+          <wp:inline distT="0" distB="0" distL="0" distR="0" wp14:anchorId="1E628FC1" wp14:editId="1CAFAE67">
+            <wp:extent cx="5400040" cy="1187450"/>
+            <wp:effectExtent l="0" t="0" r="0" b="0"/>
+            <wp:docPr id="16" name="Imagen 16"/>
+            <wp:cNvGraphicFramePr>
+              <a:graphicFrameLocks xmlns:a="http://schemas.openxmlformats.org/drawingml/2006/main" noChangeAspect="1"/>
+            </wp:cNvGraphicFramePr>
+            <a:graphic xmlns:a="http://schemas.openxmlformats.org/drawingml/2006/main">
+              <a:graphicData uri="http://schemas.openxmlformats.org/drawingml/2006/picture">
+                <pic:pic xmlns:pic="http://schemas.openxmlformats.org/drawingml/2006/picture">
+                  <pic:nvPicPr>
+                    <pic:cNvPr id="1" name=""/>
+                    <pic:cNvPicPr/>
+                  </pic:nvPicPr>
+                  <pic:blipFill>
+                    <a:blip r:embed="rId22"/>
+                    <a:stretch>
+                      <a:fillRect/>
+                    </a:stretch>
+                  </pic:blipFill>
+                  <pic:spPr>
+                    <a:xfrm>
+                      <a:off x="0" y="0"/>
                       <a:ext cx="5400040" cy="1187450"/>
                     </a:xfrm>
                     <a:prstGeom prst="rect">
@@ -1108,6 +1545,7 @@
       </w:pPr>
       <w:r>
         <w:rPr>
+          <w:noProof/>
           <w:lang w:val="es-419"/>
         </w:rPr>
         <w:drawing>
@@ -1126,7 +1564,7 @@
                     <pic:cNvPicPr/>
                   </pic:nvPicPr>
                   <pic:blipFill>
-                    <a:blip r:embed="rId18"/>
+                    <a:blip r:embed="rId23"/>
                     <a:stretch>
                       <a:fillRect/>
                     </a:stretch>
